--- a/30_Arthur_Zang_Facilitator_Guide.docx
+++ b/30_Arthur_Zang_Facilitator_Guide.docx
@@ -143,7 +143,7 @@
           <w:color w:val="5E5E5E"/>
           <w:sz w:val="20"/>
         </w:rPr>
-        <w:t xml:space="preserve">FACILITATOR GUIDE  ·  AGES 11–16  ·  60 MINUTES</w:t>
+        <w:t xml:space="preserve">FACILITATOR GUIDE  ·  AGES 11–16  ·  45–60 MINUTES</w:t>
       </w:r>
     </w:p>
     <w:p>
@@ -248,7 +248,7 @@
                 <w:color w:val="1A1A1A"/>
                 <w:sz w:val="20"/>
               </w:rPr>
-              <w:t xml:space="preserve">60 minutes</w:t>
+              <w:t xml:space="preserve">45–60 minutes</w:t>
             </w:r>
           </w:p>
         </w:tc>
@@ -392,7 +392,7 @@
                 <w:color w:val="1A1A1A"/>
                 <w:sz w:val="20"/>
               </w:rPr>
-              <w:t xml:space="preserve">Student worksheet (one each), pens, a map of Africa showing Cameroon. Optional: a short video of the Cardiopad in use.</w:t>
+              <w:t xml:space="preserve">Student worksheet (one each), pens, board. A map of Africa showing Cameroon. Optional: a short video of the Cardiopad in use.</w:t>
             </w:r>
           </w:p>
         </w:tc>
@@ -464,7 +464,7 @@
                 <w:color w:val="1A1A1A"/>
                 <w:sz w:val="20"/>
               </w:rPr>
-              <w:t xml:space="preserve">Problem-solving starter, word match, process ordering, true or false, opinion scale, invention pitch, exit ticket.</w:t>
+              <w:t xml:space="preserve">Match it, put it in order, true or false, invention pitch, group discussion, opinion scale, confidence check.</w:t>
             </w:r>
           </w:p>
         </w:tc>
@@ -534,7 +534,7 @@
                 <w:color w:val="1A1A1A"/>
                 <w:sz w:val="20"/>
               </w:rPr>
-              <w:t xml:space="preserve">Whole class, pairs and individual work</w:t>
+              <w:t xml:space="preserve">Whole class, pairs and small groups</w:t>
             </w:r>
           </w:p>
         </w:tc>
@@ -601,7 +601,7 @@
           <w:color w:val="1A1A1A"/>
           <w:sz w:val="20"/>
         </w:rPr>
-        <w:t xml:space="preserve">His story connects technology, health and problem-solving. It also shows learners that inventing something starts with noticing a real problem in your own community – and that young people can solve it.</w:t>
+        <w:t xml:space="preserve">His story connects technology, health and problem-solving, and shows that inventing something starts with noticing a real problem in your own community.</w:t>
       </w:r>
     </w:p>
     <w:p>
@@ -703,7 +703,7 @@
           <w:color w:val="1A1A1A"/>
           <w:sz w:val="20"/>
         </w:rPr>
-        <w:t xml:space="preserve">Identify the support and determination it took to turn an idea into a real product.</w:t>
+        <w:t xml:space="preserve">Identify the support and determination it took to turn an idea into a product.</w:t>
       </w:r>
     </w:p>
     <w:p>
@@ -729,7 +729,7 @@
           <w:color w:val="1A1A1A"/>
           <w:sz w:val="20"/>
         </w:rPr>
-        <w:t xml:space="preserve">Come up with an idea for an invention that solves a problem in their own community.</w:t>
+        <w:t xml:space="preserve">Come up with an idea for an invention that solves a local problem.</w:t>
       </w:r>
     </w:p>
     <w:p>
@@ -951,7 +951,7 @@
                 <w:color w:val="1A1A1A"/>
                 <w:sz w:val="20"/>
               </w:rPr>
-              <w:t xml:space="preserve">Do Now</w:t>
+              <w:t xml:space="preserve">Warm-Up</w:t>
             </w:r>
           </w:p>
         </w:tc>
@@ -984,7 +984,7 @@
                 <w:color w:val="1A1A1A"/>
                 <w:sz w:val="20"/>
               </w:rPr>
-              <w:t xml:space="preserve">“You live 200 miles from the nearest heart doctor. You feel chest pains. What do you do?” Learners write ideas (Part 2), then share.</w:t>
+              <w:t xml:space="preserve">The chest-pains question. Draw out how hard rural healthcare can be.</w:t>
             </w:r>
           </w:p>
         </w:tc>
@@ -1088,7 +1088,7 @@
                 <w:color w:val="1A1A1A"/>
                 <w:sz w:val="20"/>
               </w:rPr>
-              <w:t xml:space="preserve">Read the Learn section together. Pre-teach the vocabulary and complete the word match (Part 3).</w:t>
+              <w:t xml:space="preserve">Read the Learn section; look at the photo and spot the tablet, sensors and leads. Go through the key words.</w:t>
             </w:r>
           </w:p>
         </w:tc>
@@ -1126,7 +1126,7 @@
                 <w:color w:val="1A1A1A"/>
                 <w:sz w:val="20"/>
               </w:rPr>
-              <w:t xml:space="preserve">10</w:t>
+              <w:t xml:space="preserve">20</w:t>
             </w:r>
           </w:p>
         </w:tc>
@@ -1159,7 +1159,7 @@
                 <w:color w:val="1A1A1A"/>
                 <w:sz w:val="20"/>
               </w:rPr>
-              <w:t xml:space="preserve">How It Works</w:t>
+              <w:t xml:space="preserve">Activities</w:t>
             </w:r>
           </w:p>
         </w:tc>
@@ -1192,7 +1192,7 @@
                 <w:color w:val="1A1A1A"/>
                 <w:sz w:val="20"/>
               </w:rPr>
-              <w:t xml:space="preserve">Learners put the Cardiopad steps in order (Part 4). Go through the answers.</w:t>
+              <w:t xml:space="preserve">Match it, put the Cardiopad steps in order, true or false, then the invention pitch in pairs. Two or three pairs pitch.</w:t>
             </w:r>
           </w:p>
         </w:tc>
@@ -1263,7 +1263,7 @@
                 <w:color w:val="1A1A1A"/>
                 <w:sz w:val="20"/>
               </w:rPr>
-              <w:t xml:space="preserve">From Idea to Product</w:t>
+              <w:t xml:space="preserve">Talk It Out</w:t>
             </w:r>
           </w:p>
         </w:tc>
@@ -1296,7 +1296,7 @@
                 <w:color w:val="1A1A1A"/>
                 <w:sz w:val="20"/>
               </w:rPr>
-              <w:t xml:space="preserve">Discuss the support he needed – his mother's loan, the government, social media, prizes. True or false (Part 5).</w:t>
+              <w:t xml:space="preserve">Group discussion.</w:t>
             </w:r>
           </w:p>
         </w:tc>
@@ -1323,7 +1323,6 @@
           </w:tcPr>
           <w:p>
             <w:pPr>
-              <w:keepNext/>
               <w:spacing w:after="0"/>
             </w:pPr>
             <w:r>
@@ -1334,7 +1333,7 @@
                 <w:color w:val="1A1A1A"/>
                 <w:sz w:val="20"/>
               </w:rPr>
-              <w:t xml:space="preserve">15</w:t>
+              <w:t xml:space="preserve">5–10</w:t>
             </w:r>
           </w:p>
         </w:tc>
@@ -1356,7 +1355,6 @@
           </w:tcPr>
           <w:p>
             <w:pPr>
-              <w:keepNext/>
               <w:spacing w:after="0"/>
             </w:pPr>
             <w:r>
@@ -1367,7 +1365,7 @@
                 <w:color w:val="1A1A1A"/>
                 <w:sz w:val="20"/>
               </w:rPr>
-              <w:t xml:space="preserve">My Invention Pitch</w:t>
+              <w:t xml:space="preserve">Reflection</w:t>
             </w:r>
           </w:p>
         </w:tc>
@@ -1389,7 +1387,6 @@
           </w:tcPr>
           <w:p>
             <w:pPr>
-              <w:keepNext/>
               <w:spacing w:after="0"/>
             </w:pPr>
             <w:r>
@@ -1400,108 +1397,7 @@
                 <w:color w:val="1A1A1A"/>
                 <w:sz w:val="20"/>
               </w:rPr>
-              <w:t xml:space="preserve">In pairs, learners pick a problem in their community and write a short pitch for an invention to solve it (Part 6). Two or three pairs pitch to the group.</w:t>
-            </w:r>
-          </w:p>
-        </w:tc>
-      </w:tr>
-      <w:tr>
-        <w:trPr>
-          <w:cantSplit/>
-        </w:trPr>
-        <w:tc>
-          <w:tcPr>
-            <w:tcW w:type="dxa" w:w="907"/>
-            <w:tcBorders>
-              <w:top w:val="single" w:sz="4" w:space="0" w:color="D9C58A"/>
-              <w:left w:val="single" w:sz="4" w:space="0" w:color="D9C58A"/>
-              <w:bottom w:val="single" w:sz="4" w:space="0" w:color="D9C58A"/>
-              <w:right w:val="single" w:sz="4" w:space="0" w:color="D9C58A"/>
-            </w:tcBorders>
-            <w:tcMar>
-              <w:top w:w="80" w:type="dxa"/>
-              <w:left w:w="140" w:type="dxa"/>
-              <w:bottom w:w="80" w:type="dxa"/>
-              <w:right w:w="140" w:type="dxa"/>
-            </w:tcMar>
-          </w:tcPr>
-          <w:p>
-            <w:pPr>
-              <w:spacing w:after="0"/>
-            </w:pPr>
-            <w:r>
-              <w:rPr>
-                <w:rFonts w:ascii="Aptos" w:hAnsi="Aptos"/>
-                <w:b w:val="0"/>
-                <w:i w:val="0"/>
-                <w:color w:val="1A1A1A"/>
-                <w:sz w:val="20"/>
-              </w:rPr>
-              <w:t xml:space="preserve">5</w:t>
-            </w:r>
-          </w:p>
-        </w:tc>
-        <w:tc>
-          <w:tcPr>
-            <w:tcW w:type="dxa" w:w="2154"/>
-            <w:tcBorders>
-              <w:top w:val="single" w:sz="4" w:space="0" w:color="D9C58A"/>
-              <w:left w:val="single" w:sz="4" w:space="0" w:color="D9C58A"/>
-              <w:bottom w:val="single" w:sz="4" w:space="0" w:color="D9C58A"/>
-              <w:right w:val="single" w:sz="4" w:space="0" w:color="D9C58A"/>
-            </w:tcBorders>
-            <w:tcMar>
-              <w:top w:w="80" w:type="dxa"/>
-              <w:left w:w="140" w:type="dxa"/>
-              <w:bottom w:w="80" w:type="dxa"/>
-              <w:right w:w="140" w:type="dxa"/>
-            </w:tcMar>
-          </w:tcPr>
-          <w:p>
-            <w:pPr>
-              <w:spacing w:after="0"/>
-            </w:pPr>
-            <w:r>
-              <w:rPr>
-                <w:rFonts w:ascii="Aptos" w:hAnsi="Aptos"/>
-                <w:b w:val="0"/>
-                <w:i w:val="0"/>
-                <w:color w:val="1A1A1A"/>
-                <w:sz w:val="20"/>
-              </w:rPr>
-              <w:t xml:space="preserve">Opinion &amp; Exit</w:t>
-            </w:r>
-          </w:p>
-        </w:tc>
-        <w:tc>
-          <w:tcPr>
-            <w:tcW w:type="dxa" w:w="6180"/>
-            <w:tcBorders>
-              <w:top w:val="single" w:sz="4" w:space="0" w:color="D9C58A"/>
-              <w:left w:val="single" w:sz="4" w:space="0" w:color="D9C58A"/>
-              <w:bottom w:val="single" w:sz="4" w:space="0" w:color="D9C58A"/>
-              <w:right w:val="single" w:sz="4" w:space="0" w:color="D9C58A"/>
-            </w:tcBorders>
-            <w:tcMar>
-              <w:top w:w="80" w:type="dxa"/>
-              <w:left w:w="140" w:type="dxa"/>
-              <w:bottom w:w="80" w:type="dxa"/>
-              <w:right w:w="140" w:type="dxa"/>
-            </w:tcMar>
-          </w:tcPr>
-          <w:p>
-            <w:pPr>
-              <w:spacing w:after="0"/>
-            </w:pPr>
-            <w:r>
-              <w:rPr>
-                <w:rFonts w:ascii="Aptos" w:hAnsi="Aptos"/>
-                <w:b w:val="0"/>
-                <w:i w:val="0"/>
-                <w:color w:val="1A1A1A"/>
-                <w:sz w:val="20"/>
-              </w:rPr>
-              <w:t xml:space="preserve">Opinion scale (Part 7) and exit ticket (Part 8).</w:t>
+              <w:t xml:space="preserve">Opinion scale, confidence check and exit ticket.</w:t>
             </w:r>
           </w:p>
         </w:tc>
@@ -1658,7 +1554,7 @@
                 <w:color w:val="1A1A1A"/>
                 <w:sz w:val="20"/>
               </w:rPr>
-              <w:t xml:space="preserve">2007</w:t>
+              <w:t xml:space="preserve">2007–2009</w:t>
             </w:r>
           </w:p>
         </w:tc>
@@ -1691,7 +1587,7 @@
                 <w:color w:val="1A1A1A"/>
                 <w:sz w:val="20"/>
               </w:rPr>
-              <w:t xml:space="preserve">Gains a degree in computer science at the University of Yaoundé.</w:t>
+              <w:t xml:space="preserve">Degree in computer science, then a master's in engineering, in Yaoundé. Meets a cardiologist who tells him rural patients cannot get heart care.</w:t>
             </w:r>
           </w:p>
         </w:tc>
@@ -1729,7 +1625,7 @@
                 <w:color w:val="1A1A1A"/>
                 <w:sz w:val="20"/>
               </w:rPr>
-              <w:t xml:space="preserve">2009</w:t>
+              <w:t xml:space="preserve">The problem</w:t>
             </w:r>
           </w:p>
         </w:tc>
@@ -1762,7 +1658,7 @@
                 <w:color w:val="1A1A1A"/>
                 <w:sz w:val="20"/>
               </w:rPr>
-              <w:t xml:space="preserve">Finishes a master's in engineering in Yaoundé. Meets a cardiologist who tells him rural patients cannot get heart care.</w:t>
+              <w:t xml:space="preserve">Cameroon had fewer than 50 heart specialists for over 20 million people, mostly in the big cities.</w:t>
             </w:r>
           </w:p>
         </w:tc>
@@ -1800,7 +1696,7 @@
                 <w:color w:val="1A1A1A"/>
                 <w:sz w:val="20"/>
               </w:rPr>
-              <w:t xml:space="preserve">The problem</w:t>
+              <w:t xml:space="preserve">Early funding</w:t>
             </w:r>
           </w:p>
         </w:tc>
@@ -1833,7 +1729,7 @@
                 <w:color w:val="1A1A1A"/>
                 <w:sz w:val="20"/>
               </w:rPr>
-              <w:t xml:space="preserve">Cameroon had fewer than 50 heart specialists for over 20 million people, mostly in the big cities.</w:t>
+              <w:t xml:space="preserve">His mother takes out a bank loan of about $1,300. He uses social media to find support.</w:t>
             </w:r>
           </w:p>
         </w:tc>
@@ -1871,7 +1767,7 @@
                 <w:color w:val="1A1A1A"/>
                 <w:sz w:val="20"/>
               </w:rPr>
-              <w:t xml:space="preserve">Early funding</w:t>
+              <w:t xml:space="preserve">Government</w:t>
             </w:r>
           </w:p>
         </w:tc>
@@ -1904,7 +1800,7 @@
                 <w:color w:val="1A1A1A"/>
                 <w:sz w:val="20"/>
               </w:rPr>
-              <w:t xml:space="preserve">His mother takes out a bank loan of about $1,300 to help him. He uses social media to find support.</w:t>
+              <w:t xml:space="preserve">After a video demonstration, the president provides about $30,000 – enough for the first 20 devices.</w:t>
             </w:r>
           </w:p>
         </w:tc>
@@ -1942,7 +1838,7 @@
                 <w:color w:val="1A1A1A"/>
                 <w:sz w:val="20"/>
               </w:rPr>
-              <w:t xml:space="preserve">Government</w:t>
+              <w:t xml:space="preserve">2014</w:t>
             </w:r>
           </w:p>
         </w:tc>
@@ -1975,7 +1871,7 @@
                 <w:color w:val="1A1A1A"/>
                 <w:sz w:val="20"/>
               </w:rPr>
-              <w:t xml:space="preserve">After seeing a video demonstration, the country's president provides about $30,000, enough for the first 20 devices.</w:t>
+              <w:t xml:space="preserve">Wins a Rolex Award for Enterprise, aged 26. Founds Himore Medical.</w:t>
             </w:r>
           </w:p>
         </w:tc>
@@ -2002,7 +1898,6 @@
           </w:tcPr>
           <w:p>
             <w:pPr>
-              <w:keepNext/>
               <w:spacing w:after="0"/>
             </w:pPr>
             <w:r>
@@ -2013,7 +1908,7 @@
                 <w:color w:val="1A1A1A"/>
                 <w:sz w:val="20"/>
               </w:rPr>
-              <w:t xml:space="preserve">2014</w:t>
+              <w:t xml:space="preserve">2016</w:t>
             </w:r>
           </w:p>
         </w:tc>
@@ -2035,7 +1930,6 @@
           </w:tcPr>
           <w:p>
             <w:pPr>
-              <w:keepNext/>
               <w:spacing w:after="0"/>
             </w:pPr>
             <w:r>
@@ -2046,75 +1940,6 @@
                 <w:color w:val="1A1A1A"/>
                 <w:sz w:val="20"/>
               </w:rPr>
-              <w:t xml:space="preserve">Wins a Rolex Award for Enterprise, aged 26. He founds his company, Himore Medical.</w:t>
-            </w:r>
-          </w:p>
-        </w:tc>
-      </w:tr>
-      <w:tr>
-        <w:trPr>
-          <w:cantSplit/>
-        </w:trPr>
-        <w:tc>
-          <w:tcPr>
-            <w:tcW w:type="dxa" w:w="2154"/>
-            <w:tcBorders>
-              <w:top w:val="single" w:sz="4" w:space="0" w:color="D9C58A"/>
-              <w:left w:val="single" w:sz="4" w:space="0" w:color="D9C58A"/>
-              <w:bottom w:val="single" w:sz="4" w:space="0" w:color="D9C58A"/>
-              <w:right w:val="single" w:sz="4" w:space="0" w:color="D9C58A"/>
-            </w:tcBorders>
-            <w:tcMar>
-              <w:top w:w="80" w:type="dxa"/>
-              <w:left w:w="140" w:type="dxa"/>
-              <w:bottom w:w="80" w:type="dxa"/>
-              <w:right w:w="140" w:type="dxa"/>
-            </w:tcMar>
-          </w:tcPr>
-          <w:p>
-            <w:pPr>
-              <w:spacing w:after="0"/>
-            </w:pPr>
-            <w:r>
-              <w:rPr>
-                <w:rFonts w:ascii="Aptos" w:hAnsi="Aptos"/>
-                <w:b w:val="0"/>
-                <w:i w:val="0"/>
-                <w:color w:val="1A1A1A"/>
-                <w:sz w:val="20"/>
-              </w:rPr>
-              <w:t xml:space="preserve">2016</w:t>
-            </w:r>
-          </w:p>
-        </w:tc>
-        <w:tc>
-          <w:tcPr>
-            <w:tcW w:type="dxa" w:w="7087"/>
-            <w:tcBorders>
-              <w:top w:val="single" w:sz="4" w:space="0" w:color="D9C58A"/>
-              <w:left w:val="single" w:sz="4" w:space="0" w:color="D9C58A"/>
-              <w:bottom w:val="single" w:sz="4" w:space="0" w:color="D9C58A"/>
-              <w:right w:val="single" w:sz="4" w:space="0" w:color="D9C58A"/>
-            </w:tcBorders>
-            <w:tcMar>
-              <w:top w:w="80" w:type="dxa"/>
-              <w:left w:w="140" w:type="dxa"/>
-              <w:bottom w:w="80" w:type="dxa"/>
-              <w:right w:w="140" w:type="dxa"/>
-            </w:tcMar>
-          </w:tcPr>
-          <w:p>
-            <w:pPr>
-              <w:spacing w:after="0"/>
-            </w:pPr>
-            <w:r>
-              <w:rPr>
-                <w:rFonts w:ascii="Aptos" w:hAnsi="Aptos"/>
-                <w:b w:val="0"/>
-                <w:i w:val="0"/>
-                <w:color w:val="1A1A1A"/>
-                <w:sz w:val="20"/>
-              </w:rPr>
               <w:t xml:space="preserve">Wins the Africa Prize for Engineering Innovation from the UK's Royal Academy of Engineering (£25,000).</w:t>
             </w:r>
           </w:p>
@@ -2129,6 +1954,289 @@
         <w:rPr>
           <w:sz w:val="4"/>
         </w:rPr>
+      </w:r>
+    </w:p>
+    <w:p>
+      <w:pPr>
+        <w:keepNext/>
+        <w:pBdr>
+          <w:top w:val="single" w:sz="4" w:space="4" w:color="007A3D"/>
+          <w:left w:val="single" w:sz="4" w:space="6" w:color="007A3D"/>
+          <w:bottom w:val="single" w:sz="4" w:space="4" w:color="007A3D"/>
+          <w:right w:val="single" w:sz="4" w:space="6" w:color="007A3D"/>
+        </w:pBdr>
+        <w:shd w:val="clear" w:color="auto" w:fill="007A3D"/>
+        <w:spacing w:before="200" w:after="120"/>
+        <w:ind w:left="68" w:right="68"/>
+      </w:pPr>
+      <w:r>
+        <w:rPr>
+          <w:rFonts w:ascii="Aptos Display" w:hAnsi="Aptos Display"/>
+          <w:b/>
+          <w:i w:val="0"/>
+          <w:color w:val="FFFFFF"/>
+          <w:sz w:val="27"/>
+        </w:rPr>
+        <w:t xml:space="preserve">6.  Delivery Notes</w:t>
+      </w:r>
+    </w:p>
+    <w:p>
+      <w:pPr>
+        <w:spacing w:after="60"/>
+        <w:ind w:left="454" w:hanging="255"/>
+      </w:pPr>
+      <w:r>
+        <w:rPr>
+          <w:rFonts w:ascii="Aptos" w:hAnsi="Aptos"/>
+          <w:b/>
+          <w:i w:val="0"/>
+          <w:color w:val="CE1126"/>
+          <w:sz w:val="16"/>
+        </w:rPr>
+        <w:t xml:space="preserve">■  </w:t>
+      </w:r>
+      <w:r>
+        <w:rPr>
+          <w:rFonts w:ascii="Aptos" w:hAnsi="Aptos"/>
+          <w:b/>
+          <w:i w:val="0"/>
+          <w:color w:val="1A1A1A"/>
+          <w:sz w:val="20"/>
+        </w:rPr>
+        <w:t xml:space="preserve">Warm-up: </w:t>
+      </w:r>
+      <w:r>
+        <w:rPr>
+          <w:rFonts w:ascii="Aptos" w:hAnsi="Aptos"/>
+          <w:b w:val="0"/>
+          <w:i w:val="0"/>
+          <w:color w:val="1A1A1A"/>
+          <w:sz w:val="20"/>
+        </w:rPr>
+        <w:t xml:space="preserve">accept any practical answer (travel, calling someone, ignoring it).</w:t>
+      </w:r>
+    </w:p>
+    <w:p>
+      <w:pPr>
+        <w:spacing w:after="60"/>
+        <w:ind w:left="454" w:hanging="255"/>
+      </w:pPr>
+      <w:r>
+        <w:rPr>
+          <w:rFonts w:ascii="Aptos" w:hAnsi="Aptos"/>
+          <w:b/>
+          <w:i w:val="0"/>
+          <w:color w:val="E8A800"/>
+          <w:sz w:val="16"/>
+        </w:rPr>
+        <w:t xml:space="preserve">■  </w:t>
+      </w:r>
+      <w:r>
+        <w:rPr>
+          <w:rFonts w:ascii="Aptos" w:hAnsi="Aptos"/>
+          <w:b/>
+          <w:i w:val="0"/>
+          <w:color w:val="1A1A1A"/>
+          <w:sz w:val="20"/>
+        </w:rPr>
+        <w:t xml:space="preserve">Process order: </w:t>
+      </w:r>
+      <w:r>
+        <w:rPr>
+          <w:rFonts w:ascii="Aptos" w:hAnsi="Aptos"/>
+          <w:b w:val="0"/>
+          <w:i w:val="0"/>
+          <w:color w:val="1A1A1A"/>
+          <w:sz w:val="20"/>
+        </w:rPr>
+        <w:t xml:space="preserve">encourage the technical vocabulary – sensors, Bluetooth, mobile network.</w:t>
+      </w:r>
+    </w:p>
+    <w:p>
+      <w:pPr>
+        <w:spacing w:after="60"/>
+        <w:ind w:left="454" w:hanging="255"/>
+      </w:pPr>
+      <w:r>
+        <w:rPr>
+          <w:rFonts w:ascii="Aptos" w:hAnsi="Aptos"/>
+          <w:b/>
+          <w:i w:val="0"/>
+          <w:color w:val="007A3D"/>
+          <w:sz w:val="16"/>
+        </w:rPr>
+        <w:t xml:space="preserve">■  </w:t>
+      </w:r>
+      <w:r>
+        <w:rPr>
+          <w:rFonts w:ascii="Aptos" w:hAnsi="Aptos"/>
+          <w:b/>
+          <w:i w:val="0"/>
+          <w:color w:val="1A1A1A"/>
+          <w:sz w:val="20"/>
+        </w:rPr>
+        <w:t xml:space="preserve">Pitch: </w:t>
+      </w:r>
+      <w:r>
+        <w:rPr>
+          <w:rFonts w:ascii="Aptos" w:hAnsi="Aptos"/>
+          <w:b w:val="0"/>
+          <w:i w:val="0"/>
+          <w:color w:val="1A1A1A"/>
+          <w:sz w:val="20"/>
+        </w:rPr>
+        <w:t xml:space="preserve">lower-literacy learners can answer the four boxes in a few words each.</w:t>
+      </w:r>
+    </w:p>
+    <w:p>
+      <w:pPr>
+        <w:spacing w:after="0" w:line="160" w:lineRule="exact"/>
+      </w:pPr>
+      <w:r>
+        <w:rPr>
+          <w:sz w:val="4"/>
+        </w:rPr>
+      </w:r>
+    </w:p>
+    <w:p>
+      <w:pPr>
+        <w:keepNext/>
+        <w:pBdr>
+          <w:top w:val="single" w:sz="4" w:space="4" w:color="CE1126"/>
+          <w:left w:val="single" w:sz="4" w:space="6" w:color="CE1126"/>
+          <w:bottom w:val="single" w:sz="4" w:space="4" w:color="CE1126"/>
+          <w:right w:val="single" w:sz="4" w:space="6" w:color="CE1126"/>
+        </w:pBdr>
+        <w:shd w:val="clear" w:color="auto" w:fill="CE1126"/>
+        <w:spacing w:before="200" w:after="120"/>
+        <w:ind w:left="68" w:right="68"/>
+      </w:pPr>
+      <w:r>
+        <w:rPr>
+          <w:rFonts w:ascii="Aptos Display" w:hAnsi="Aptos Display"/>
+          <w:b/>
+          <w:i w:val="0"/>
+          <w:color w:val="FFFFFF"/>
+          <w:sz w:val="27"/>
+        </w:rPr>
+        <w:t xml:space="preserve">7.  Answer Key</w:t>
+      </w:r>
+    </w:p>
+    <w:p>
+      <w:pPr>
+        <w:keepNext/>
+        <w:spacing w:before="0" w:after="40"/>
+      </w:pPr>
+      <w:r>
+        <w:rPr>
+          <w:rFonts w:ascii="Aptos" w:hAnsi="Aptos"/>
+          <w:b/>
+          <w:i w:val="0"/>
+          <w:color w:val="007A3D"/>
+          <w:sz w:val="21"/>
+        </w:rPr>
+        <w:t xml:space="preserve">Match it</w:t>
+      </w:r>
+    </w:p>
+    <w:p>
+      <w:pPr>
+        <w:spacing w:before="0" w:after="120"/>
+      </w:pPr>
+      <w:r>
+        <w:rPr>
+          <w:rFonts w:ascii="Aptos" w:hAnsi="Aptos"/>
+          <w:b w:val="0"/>
+          <w:i w:val="0"/>
+          <w:color w:val="1A1A1A"/>
+          <w:sz w:val="20"/>
+        </w:rPr>
+        <w:t xml:space="preserve">Cardiologist – B  ·  ECG – C  ·  Rural – A  ·  Inventor – E  ·  Diagnosis – D</w:t>
+      </w:r>
+    </w:p>
+    <w:p>
+      <w:pPr>
+        <w:keepNext/>
+        <w:spacing w:before="0" w:after="40"/>
+      </w:pPr>
+      <w:r>
+        <w:rPr>
+          <w:rFonts w:ascii="Aptos" w:hAnsi="Aptos"/>
+          <w:b/>
+          <w:i w:val="0"/>
+          <w:color w:val="007A3D"/>
+          <w:sz w:val="21"/>
+        </w:rPr>
+        <w:t xml:space="preserve">Put it in order</w:t>
+      </w:r>
+    </w:p>
+    <w:p>
+      <w:pPr>
+        <w:spacing w:before="0" w:after="120"/>
+      </w:pPr>
+      <w:r>
+        <w:rPr>
+          <w:rFonts w:ascii="Aptos" w:hAnsi="Aptos"/>
+          <w:b w:val="0"/>
+          <w:i w:val="0"/>
+          <w:color w:val="1A1A1A"/>
+          <w:sz w:val="20"/>
+        </w:rPr>
+        <w:t xml:space="preserve">1 Health worker attaches sensors  ·  2 Sensors send signals by Bluetooth  ·  3 Tablet records the ECG  ·  4 Result sent over the mobile network  ·  5 Specialist reads it  ·  6 Diagnosis sent back</w:t>
+      </w:r>
+    </w:p>
+    <w:p>
+      <w:pPr>
+        <w:keepNext/>
+        <w:spacing w:before="0" w:after="40"/>
+      </w:pPr>
+      <w:r>
+        <w:rPr>
+          <w:rFonts w:ascii="Aptos" w:hAnsi="Aptos"/>
+          <w:b/>
+          <w:i w:val="0"/>
+          <w:color w:val="007A3D"/>
+          <w:sz w:val="21"/>
+        </w:rPr>
+        <w:t xml:space="preserve">True or false</w:t>
+      </w:r>
+    </w:p>
+    <w:p>
+      <w:pPr>
+        <w:spacing w:before="0" w:after="120"/>
+      </w:pPr>
+      <w:r>
+        <w:rPr>
+          <w:rFonts w:ascii="Aptos" w:hAnsi="Aptos"/>
+          <w:b w:val="0"/>
+          <w:i w:val="0"/>
+          <w:color w:val="1A1A1A"/>
+          <w:sz w:val="20"/>
+        </w:rPr>
+        <w:t xml:space="preserve">1 True  ·  2 False (fewer than 50)  ·  3 True  ·  4 False (his mother took out a bank loan)  ·  5 True  ·  6 True</w:t>
+      </w:r>
+    </w:p>
+    <w:p>
+      <w:pPr>
+        <w:keepNext/>
+        <w:pBdr>
+          <w:top w:val="single" w:sz="4" w:space="4" w:color="E8A800"/>
+          <w:left w:val="single" w:sz="4" w:space="6" w:color="E8A800"/>
+          <w:bottom w:val="single" w:sz="4" w:space="4" w:color="E8A800"/>
+          <w:right w:val="single" w:sz="4" w:space="6" w:color="E8A800"/>
+        </w:pBdr>
+        <w:shd w:val="clear" w:color="auto" w:fill="E8A800"/>
+        <w:spacing w:before="200" w:after="120"/>
+        <w:ind w:left="68" w:right="68"/>
+      </w:pPr>
+      <w:r>
+        <w:rPr>
+          <w:rFonts w:ascii="Aptos Display" w:hAnsi="Aptos Display"/>
+          <w:b/>
+          <w:i w:val="0"/>
+          <w:color w:val="1A1A1A"/>
+          <w:sz w:val="27"/>
+        </w:rPr>
+        <w:t xml:space="preserve">8.  Sensitivity &amp; Safeguarding</w:t>
       </w:r>
     </w:p>
     <w:tbl>
@@ -2150,11 +2258,11 @@
             <w:tcW w:type="dxa" w:w="9242"/>
             <w:tcBorders>
               <w:top w:val="nil"/>
-              <w:left w:val="single" w:sz="36" w:space="0" w:color="E8A800"/>
+              <w:left w:val="single" w:sz="36" w:space="0" w:color="CE1126"/>
               <w:bottom w:val="nil"/>
               <w:right w:val="nil"/>
             </w:tcBorders>
-            <w:shd w:val="clear" w:color="auto" w:fill="FFF3CC"/>
+            <w:shd w:val="clear" w:color="auto" w:fill="FBE4E7"/>
             <w:tcMar>
               <w:top w:w="110" w:type="dxa"/>
               <w:left w:w="220" w:type="dxa"/>
@@ -2171,15 +2279,15 @@
                 <w:rFonts w:ascii="Aptos" w:hAnsi="Aptos"/>
                 <w:b/>
                 <w:i w:val="0"/>
-                <w:color w:val="8A6400"/>
+                <w:color w:val="CE1126"/>
                 <w:sz w:val="19"/>
               </w:rPr>
-              <w:t xml:space="preserve">DID YOU KNOW?</w:t>
-            </w:r>
-          </w:p>
-          <w:p>
-            <w:pPr>
-              <w:spacing w:after="60"/>
+              <w:t xml:space="preserve">BEFORE YOU DELIVER</w:t>
+            </w:r>
+          </w:p>
+          <w:p>
+            <w:pPr>
+              <w:spacing w:after="0"/>
             </w:pPr>
             <w:r>
               <w:rPr>
@@ -2189,22 +2297,7 @@
                 <w:color w:val="1A1A1A"/>
                 <w:sz w:val="20"/>
               </w:rPr>
-              <w:t xml:space="preserve">A heart specialist can read a Cardiopad test sent from a village in around 20 minutes.</w:t>
-            </w:r>
-          </w:p>
-          <w:p>
-            <w:pPr>
-              <w:spacing w:after="0"/>
-            </w:pPr>
-            <w:r>
-              <w:rPr>
-                <w:rFonts w:ascii="Aptos" w:hAnsi="Aptos"/>
-                <w:b w:val="0"/>
-                <w:i w:val="0"/>
-                <w:color w:val="1A1A1A"/>
-                <w:sz w:val="20"/>
-              </w:rPr>
-              <w:t xml:space="preserve">The prize Arthur Zang won in 2016 is run by the Royal Academy of Engineering here in the UK.</w:t>
+              <w:t xml:space="preserve">Learners may have family members with heart conditions or recent bereavements. Keep the tone positive and practical.</w:t>
             </w:r>
           </w:p>
         </w:tc>
@@ -2218,6 +2311,21 @@
         <w:rPr>
           <w:sz w:val="4"/>
         </w:rPr>
+      </w:r>
+    </w:p>
+    <w:p>
+      <w:pPr>
+        <w:spacing w:before="0" w:after="120"/>
+      </w:pPr>
+      <w:r>
+        <w:rPr>
+          <w:rFonts w:ascii="Aptos" w:hAnsi="Aptos"/>
+          <w:b w:val="0"/>
+          <w:i/>
+          <w:color w:val="5E5E5E"/>
+          <w:sz w:val="20"/>
+        </w:rPr>
+        <w:t xml:space="preserve">Follow your setting's safeguarding policy. If a student makes a disclosure, stay calm, listen, do not promise confidentiality, and report it to the Designated Safeguarding Lead.</w:t>
       </w:r>
     </w:p>
     <w:p>
@@ -2241,7 +2349,7 @@
           <w:color w:val="FFFFFF"/>
           <w:sz w:val="27"/>
         </w:rPr>
-        <w:t xml:space="preserve">6.  Discussion Prompts</w:t>
+        <w:t xml:space="preserve">9.  Extension Ideas</w:t>
       </w:r>
     </w:p>
     <w:p>
@@ -2267,7 +2375,7 @@
           <w:color w:val="1A1A1A"/>
           <w:sz w:val="20"/>
         </w:rPr>
-        <w:t xml:space="preserve">Why do you think most heart specialists worked in big cities?</w:t>
+        <w:t xml:space="preserve">Find out about another African inventor – what they invented and the problem it solved.</w:t>
       </w:r>
     </w:p>
     <w:p>
@@ -2293,490 +2401,9 @@
           <w:color w:val="1A1A1A"/>
           <w:sz w:val="20"/>
         </w:rPr>
-        <w:t xml:space="preserve">His mother took out a loan for him. Who has backed you, and how?</w:t>
-      </w:r>
-    </w:p>
-    <w:p>
-      <w:pPr>
-        <w:spacing w:after="60"/>
-        <w:ind w:left="454" w:hanging="255"/>
-      </w:pPr>
-      <w:r>
-        <w:rPr>
-          <w:rFonts w:ascii="Aptos" w:hAnsi="Aptos"/>
-          <w:b/>
-          <w:i w:val="0"/>
-          <w:color w:val="007A3D"/>
-          <w:sz w:val="16"/>
-        </w:rPr>
-        <w:t xml:space="preserve">■  </w:t>
-      </w:r>
-      <w:r>
-        <w:rPr>
-          <w:rFonts w:ascii="Aptos" w:hAnsi="Aptos"/>
-          <w:b w:val="0"/>
-          <w:i w:val="0"/>
-          <w:color w:val="1A1A1A"/>
-          <w:sz w:val="20"/>
-        </w:rPr>
-        <w:t xml:space="preserve">What problems in your area could technology help solve?</w:t>
-      </w:r>
-    </w:p>
-    <w:p>
-      <w:pPr>
-        <w:spacing w:after="60"/>
-        <w:ind w:left="454" w:hanging="255"/>
-      </w:pPr>
-      <w:r>
-        <w:rPr>
-          <w:rFonts w:ascii="Aptos" w:hAnsi="Aptos"/>
-          <w:b/>
-          <w:i w:val="0"/>
-          <w:color w:val="CE1126"/>
-          <w:sz w:val="16"/>
-        </w:rPr>
-        <w:t xml:space="preserve">■  </w:t>
-      </w:r>
-      <w:r>
-        <w:rPr>
-          <w:rFonts w:ascii="Aptos" w:hAnsi="Aptos"/>
-          <w:b w:val="0"/>
-          <w:i w:val="0"/>
-          <w:color w:val="1A1A1A"/>
-          <w:sz w:val="20"/>
-        </w:rPr>
-        <w:t xml:space="preserve">Why does it matter that the inventor came from the community he wanted to help?</w:t>
-      </w:r>
-    </w:p>
-    <w:p>
-      <w:pPr>
-        <w:spacing w:after="0" w:line="160" w:lineRule="exact"/>
-      </w:pPr>
-      <w:r>
-        <w:rPr>
-          <w:sz w:val="4"/>
-        </w:rPr>
-      </w:r>
-    </w:p>
-    <w:p>
-      <w:pPr>
-        <w:keepNext/>
-        <w:pBdr>
-          <w:top w:val="single" w:sz="4" w:space="4" w:color="CE1126"/>
-          <w:left w:val="single" w:sz="4" w:space="6" w:color="CE1126"/>
-          <w:bottom w:val="single" w:sz="4" w:space="4" w:color="CE1126"/>
-          <w:right w:val="single" w:sz="4" w:space="6" w:color="CE1126"/>
-        </w:pBdr>
-        <w:shd w:val="clear" w:color="auto" w:fill="CE1126"/>
-        <w:spacing w:before="200" w:after="120"/>
-        <w:ind w:left="68" w:right="68"/>
-      </w:pPr>
-      <w:r>
-        <w:rPr>
-          <w:rFonts w:ascii="Aptos Display" w:hAnsi="Aptos Display"/>
-          <w:b/>
-          <w:i w:val="0"/>
-          <w:color w:val="FFFFFF"/>
-          <w:sz w:val="27"/>
-        </w:rPr>
-        <w:t xml:space="preserve">7.  Delivery Notes</w:t>
-      </w:r>
-    </w:p>
-    <w:p>
-      <w:pPr>
-        <w:spacing w:after="60"/>
-        <w:ind w:left="454" w:hanging="255"/>
-      </w:pPr>
-      <w:r>
-        <w:rPr>
-          <w:rFonts w:ascii="Aptos" w:hAnsi="Aptos"/>
-          <w:b/>
-          <w:i w:val="0"/>
-          <w:color w:val="CE1126"/>
-          <w:sz w:val="16"/>
-        </w:rPr>
-        <w:t xml:space="preserve">■  </w:t>
-      </w:r>
-      <w:r>
-        <w:rPr>
-          <w:rFonts w:ascii="Aptos" w:hAnsi="Aptos"/>
-          <w:b/>
-          <w:i w:val="0"/>
-          <w:color w:val="1A1A1A"/>
-          <w:sz w:val="20"/>
-        </w:rPr>
-        <w:t xml:space="preserve">Do Now: </w:t>
-      </w:r>
-      <w:r>
-        <w:rPr>
-          <w:rFonts w:ascii="Aptos" w:hAnsi="Aptos"/>
-          <w:b w:val="0"/>
-          <w:i w:val="0"/>
-          <w:color w:val="1A1A1A"/>
-          <w:sz w:val="20"/>
-        </w:rPr>
-        <w:t xml:space="preserve">keep it practical – accept answers like travelling, calling someone, ignoring it – and draw out how hard rural healthcare is.</w:t>
-      </w:r>
-    </w:p>
-    <w:p>
-      <w:pPr>
-        <w:spacing w:after="60"/>
-        <w:ind w:left="454" w:hanging="255"/>
-      </w:pPr>
-      <w:r>
-        <w:rPr>
-          <w:rFonts w:ascii="Aptos" w:hAnsi="Aptos"/>
-          <w:b/>
-          <w:i w:val="0"/>
-          <w:color w:val="E8A800"/>
-          <w:sz w:val="16"/>
-        </w:rPr>
-        <w:t xml:space="preserve">■  </w:t>
-      </w:r>
-      <w:r>
-        <w:rPr>
-          <w:rFonts w:ascii="Aptos" w:hAnsi="Aptos"/>
-          <w:b/>
-          <w:i w:val="0"/>
-          <w:color w:val="1A1A1A"/>
-          <w:sz w:val="20"/>
-        </w:rPr>
-        <w:t xml:space="preserve">Process order: </w:t>
-      </w:r>
-      <w:r>
-        <w:rPr>
-          <w:rFonts w:ascii="Aptos" w:hAnsi="Aptos"/>
-          <w:b w:val="0"/>
-          <w:i w:val="0"/>
-          <w:color w:val="1A1A1A"/>
-          <w:sz w:val="20"/>
-        </w:rPr>
-        <w:t xml:space="preserve">let learners use the diagram language (sensors, Bluetooth, mobile network) – it builds technical vocabulary.</w:t>
-      </w:r>
-    </w:p>
-    <w:p>
-      <w:pPr>
-        <w:spacing w:after="60"/>
-        <w:ind w:left="454" w:hanging="255"/>
-      </w:pPr>
-      <w:r>
-        <w:rPr>
-          <w:rFonts w:ascii="Aptos" w:hAnsi="Aptos"/>
-          <w:b/>
-          <w:i w:val="0"/>
-          <w:color w:val="007A3D"/>
-          <w:sz w:val="16"/>
-        </w:rPr>
-        <w:t xml:space="preserve">■  </w:t>
-      </w:r>
-      <w:r>
-        <w:rPr>
-          <w:rFonts w:ascii="Aptos" w:hAnsi="Aptos"/>
-          <w:b/>
-          <w:i w:val="0"/>
-          <w:color w:val="1A1A1A"/>
-          <w:sz w:val="20"/>
-        </w:rPr>
-        <w:t xml:space="preserve">Pitch: </w:t>
-      </w:r>
-      <w:r>
-        <w:rPr>
-          <w:rFonts w:ascii="Aptos" w:hAnsi="Aptos"/>
-          <w:b w:val="0"/>
-          <w:i w:val="0"/>
-          <w:color w:val="1A1A1A"/>
-          <w:sz w:val="20"/>
-        </w:rPr>
-        <w:t xml:space="preserve">lower-literacy learners can use the frame: “The problem is… My invention is called… It works by… It helps…”.</w:t>
-      </w:r>
-    </w:p>
-    <w:p>
-      <w:pPr>
-        <w:spacing w:after="60"/>
-        <w:ind w:left="454" w:hanging="255"/>
-      </w:pPr>
-      <w:r>
-        <w:rPr>
-          <w:rFonts w:ascii="Aptos" w:hAnsi="Aptos"/>
-          <w:b/>
-          <w:i w:val="0"/>
-          <w:color w:val="CE1126"/>
-          <w:sz w:val="16"/>
-        </w:rPr>
-        <w:t xml:space="preserve">■  </w:t>
-      </w:r>
-      <w:r>
-        <w:rPr>
-          <w:rFonts w:ascii="Aptos" w:hAnsi="Aptos"/>
-          <w:b/>
-          <w:i w:val="0"/>
-          <w:color w:val="1A1A1A"/>
-          <w:sz w:val="20"/>
-        </w:rPr>
-        <w:t xml:space="preserve">Extension: </w:t>
-      </w:r>
-      <w:r>
-        <w:rPr>
-          <w:rFonts w:ascii="Aptos" w:hAnsi="Aptos"/>
-          <w:b w:val="0"/>
-          <w:i w:val="0"/>
-          <w:color w:val="1A1A1A"/>
-          <w:sz w:val="20"/>
-        </w:rPr>
-        <w:t xml:space="preserve">learners find out about another African inventor – what they invented and the problem it solved.</w:t>
-      </w:r>
-    </w:p>
-    <w:p>
-      <w:pPr>
-        <w:spacing w:after="60"/>
-        <w:ind w:left="454" w:hanging="255"/>
-      </w:pPr>
-      <w:r>
-        <w:rPr>
-          <w:rFonts w:ascii="Aptos" w:hAnsi="Aptos"/>
-          <w:b/>
-          <w:i w:val="0"/>
-          <w:color w:val="E8A800"/>
-          <w:sz w:val="16"/>
-        </w:rPr>
-        <w:t xml:space="preserve">■  </w:t>
-      </w:r>
-      <w:r>
-        <w:rPr>
-          <w:rFonts w:ascii="Aptos" w:hAnsi="Aptos"/>
-          <w:b/>
-          <w:i w:val="0"/>
-          <w:color w:val="1A1A1A"/>
-          <w:sz w:val="20"/>
-        </w:rPr>
-        <w:t xml:space="preserve">Photo: </w:t>
-      </w:r>
-      <w:r>
-        <w:rPr>
-          <w:rFonts w:ascii="Aptos" w:hAnsi="Aptos"/>
-          <w:b w:val="0"/>
-          <w:i w:val="0"/>
-          <w:color w:val="1A1A1A"/>
-          <w:sz w:val="20"/>
-        </w:rPr>
-        <w:t xml:space="preserve">the worksheet shows Arthur Zang with a Cardiopad. Ask learners to spot the tablet, the sensors and the leads before reading how it works.</w:t>
-      </w:r>
-    </w:p>
-    <w:p>
-      <w:pPr>
-        <w:spacing w:after="0" w:line="160" w:lineRule="exact"/>
-      </w:pPr>
-      <w:r>
-        <w:rPr>
-          <w:sz w:val="4"/>
-        </w:rPr>
-      </w:r>
-    </w:p>
-    <w:p>
-      <w:pPr>
-        <w:keepNext/>
-        <w:pBdr>
-          <w:top w:val="single" w:sz="4" w:space="4" w:color="E8A800"/>
-          <w:left w:val="single" w:sz="4" w:space="6" w:color="E8A800"/>
-          <w:bottom w:val="single" w:sz="4" w:space="4" w:color="E8A800"/>
-          <w:right w:val="single" w:sz="4" w:space="6" w:color="E8A800"/>
-        </w:pBdr>
-        <w:shd w:val="clear" w:color="auto" w:fill="E8A800"/>
-        <w:spacing w:before="200" w:after="120"/>
-        <w:ind w:left="68" w:right="68"/>
-      </w:pPr>
-      <w:r>
-        <w:rPr>
-          <w:rFonts w:ascii="Aptos Display" w:hAnsi="Aptos Display"/>
-          <w:b/>
-          <w:i w:val="0"/>
-          <w:color w:val="1A1A1A"/>
-          <w:sz w:val="27"/>
-        </w:rPr>
-        <w:t xml:space="preserve">8.  Answer Key</w:t>
-      </w:r>
-    </w:p>
-    <w:p>
-      <w:pPr>
-        <w:keepNext/>
-        <w:spacing w:before="0" w:after="40"/>
-      </w:pPr>
-      <w:r>
-        <w:rPr>
-          <w:rFonts w:ascii="Aptos" w:hAnsi="Aptos"/>
-          <w:b/>
-          <w:i w:val="0"/>
-          <w:color w:val="007A3D"/>
-          <w:sz w:val="21"/>
-        </w:rPr>
-        <w:t xml:space="preserve">Part 3 – Word match</w:t>
-      </w:r>
-    </w:p>
-    <w:p>
-      <w:pPr>
-        <w:spacing w:before="0" w:after="120"/>
-      </w:pPr>
-      <w:r>
-        <w:rPr>
-          <w:rFonts w:ascii="Aptos" w:hAnsi="Aptos"/>
-          <w:b w:val="0"/>
-          <w:i w:val="0"/>
-          <w:color w:val="1A1A1A"/>
-          <w:sz w:val="20"/>
-        </w:rPr>
-        <w:t xml:space="preserve">Cardiologist – a doctor who specialises in the heart  ·  ECG – a test that records the heart's electrical signals  ·  Rural – in the countryside, away from towns  ·  Inventor – a person who creates something new  ·  Diagnosis – a doctor's decision about what is wrong</w:t>
-      </w:r>
-    </w:p>
-    <w:p>
-      <w:pPr>
-        <w:keepNext/>
-        <w:spacing w:before="0" w:after="40"/>
-      </w:pPr>
-      <w:r>
-        <w:rPr>
-          <w:rFonts w:ascii="Aptos" w:hAnsi="Aptos"/>
-          <w:b/>
-          <w:i w:val="0"/>
-          <w:color w:val="007A3D"/>
-          <w:sz w:val="21"/>
-        </w:rPr>
-        <w:t xml:space="preserve">Part 4 – How it works</w:t>
-      </w:r>
-    </w:p>
-    <w:p>
-      <w:pPr>
-        <w:spacing w:before="0" w:after="120"/>
-      </w:pPr>
-      <w:r>
-        <w:rPr>
-          <w:rFonts w:ascii="Aptos" w:hAnsi="Aptos"/>
-          <w:b w:val="0"/>
-          <w:i w:val="0"/>
-          <w:color w:val="1A1A1A"/>
-          <w:sz w:val="20"/>
-        </w:rPr>
-        <w:t xml:space="preserve">1 Health worker attaches sensors  ·  2 Sensors send signals to the tablet by Bluetooth  ·  3 Tablet records the ECG  ·  4 Result sent over the mobile network  ·  5 Specialist reads it  ·  6 Diagnosis and treatment sent back</w:t>
-      </w:r>
-    </w:p>
-    <w:p>
-      <w:pPr>
-        <w:keepNext/>
-        <w:spacing w:before="0" w:after="40"/>
-      </w:pPr>
-      <w:r>
-        <w:rPr>
-          <w:rFonts w:ascii="Aptos" w:hAnsi="Aptos"/>
-          <w:b/>
-          <w:i w:val="0"/>
-          <w:color w:val="007A3D"/>
-          <w:sz w:val="21"/>
-        </w:rPr>
-        <w:t xml:space="preserve">Part 5 – True or false</w:t>
-      </w:r>
-    </w:p>
-    <w:p>
-      <w:pPr>
-        <w:spacing w:before="0" w:after="120"/>
-      </w:pPr>
-      <w:r>
-        <w:rPr>
-          <w:rFonts w:ascii="Aptos" w:hAnsi="Aptos"/>
-          <w:b w:val="0"/>
-          <w:i w:val="0"/>
-          <w:color w:val="1A1A1A"/>
-          <w:sz w:val="20"/>
-        </w:rPr>
-        <w:t xml:space="preserve">1 True  ·  2 False (fewer than 50)  ·  3 True  ·  4 False (his mother took out a bank loan)  ·  5 True  ·  6 True</w:t>
-      </w:r>
-    </w:p>
-    <w:p>
-      <w:pPr>
-        <w:keepNext/>
-        <w:pBdr>
-          <w:top w:val="single" w:sz="4" w:space="4" w:color="007A3D"/>
-          <w:left w:val="single" w:sz="4" w:space="6" w:color="007A3D"/>
-          <w:bottom w:val="single" w:sz="4" w:space="4" w:color="007A3D"/>
-          <w:right w:val="single" w:sz="4" w:space="6" w:color="007A3D"/>
-        </w:pBdr>
-        <w:shd w:val="clear" w:color="auto" w:fill="007A3D"/>
-        <w:spacing w:before="200" w:after="120"/>
-        <w:ind w:left="68" w:right="68"/>
-      </w:pPr>
-      <w:r>
-        <w:rPr>
-          <w:rFonts w:ascii="Aptos Display" w:hAnsi="Aptos Display"/>
-          <w:b/>
-          <w:i w:val="0"/>
-          <w:color w:val="FFFFFF"/>
-          <w:sz w:val="27"/>
-        </w:rPr>
-        <w:t xml:space="preserve">9.  Safeguarding</w:t>
-      </w:r>
-    </w:p>
-    <w:tbl>
-      <w:tblPr>
-        <w:tblW w:type="auto" w:w="0"/>
-        <w:jc w:val="center"/>
-        <w:tblLayout w:type="fixed"/>
-        <w:tblLook w:firstColumn="1" w:firstRow="1" w:lastColumn="0" w:lastRow="0" w:noHBand="0" w:noVBand="1" w:val="04A0"/>
-      </w:tblPr>
-      <w:tblGrid>
-        <w:gridCol w:w="9242"/>
-      </w:tblGrid>
-      <w:tr>
-        <w:trPr>
-          <w:cantSplit/>
-        </w:trPr>
-        <w:tc>
-          <w:tcPr>
-            <w:tcW w:type="dxa" w:w="9242"/>
-            <w:tcBorders>
-              <w:top w:val="nil"/>
-              <w:left w:val="single" w:sz="36" w:space="0" w:color="CE1126"/>
-              <w:bottom w:val="nil"/>
-              <w:right w:val="nil"/>
-            </w:tcBorders>
-            <w:shd w:val="clear" w:color="auto" w:fill="FBE4E7"/>
-            <w:tcMar>
-              <w:top w:w="110" w:type="dxa"/>
-              <w:left w:w="220" w:type="dxa"/>
-              <w:bottom w:w="110" w:type="dxa"/>
-              <w:right w:w="180" w:type="dxa"/>
-            </w:tcMar>
-          </w:tcPr>
-          <w:p>
-            <w:pPr>
-              <w:spacing w:after="60"/>
-            </w:pPr>
-            <w:r>
-              <w:rPr>
-                <w:rFonts w:ascii="Aptos" w:hAnsi="Aptos"/>
-                <w:b/>
-                <w:i w:val="0"/>
-                <w:color w:val="CE1126"/>
-                <w:sz w:val="19"/>
-              </w:rPr>
-              <w:t xml:space="preserve">HANDLE WITH CARE</w:t>
-            </w:r>
-          </w:p>
-          <w:p>
-            <w:pPr>
-              <w:spacing w:after="0"/>
-            </w:pPr>
-            <w:r>
-              <w:rPr>
-                <w:rFonts w:ascii="Aptos" w:hAnsi="Aptos"/>
-                <w:b w:val="0"/>
-                <w:i w:val="0"/>
-                <w:color w:val="1A1A1A"/>
-                <w:sz w:val="20"/>
-              </w:rPr>
-              <w:t xml:space="preserve">Learners may have family members with heart conditions or recent bereavements. Keep the tone positive and practical, and follow your setting's safeguarding policy if a learner becomes upset or discloses a concern.</w:t>
-            </w:r>
-          </w:p>
-        </w:tc>
-      </w:tr>
-    </w:tbl>
+        <w:t xml:space="preserve">Research the Africa Prize for Engineering Innovation and one of its other winners.</w:t>
+      </w:r>
+    </w:p>
     <w:p>
       <w:pPr>
         <w:spacing w:after="0" w:line="20" w:lineRule="exact"/>
